--- a/TareaProgramada2_Doc.docx
+++ b/TareaProgramada2_Doc.docx
@@ -924,9 +924,7 @@
         </w:rPr>
         <w:t>:</w:t>
       </w:r>
-    </w:p>
-    <w:p>
-      <w:pPr>
+      <w:r>
         <w:rPr>
           <w:b/>
           <w:bCs/>
@@ -934,7 +932,62 @@
           <w:szCs w:val="28"/>
           <w:lang w:val="es-CR"/>
         </w:rPr>
-      </w:pPr>
+        <w:t xml:space="preserve"> </w:t>
+      </w:r>
+      <w:r>
+        <w:rPr>
+          <w:b/>
+          <w:bCs/>
+          <w:color w:val="EE0000"/>
+          <w:sz w:val="28"/>
+          <w:szCs w:val="28"/>
+          <w:lang w:val="es-CR"/>
+        </w:rPr>
+        <w:t>Debe hacerse en formato Tabla</w:t>
+      </w:r>
+      <w:r>
+        <w:rPr>
+          <w:b/>
+          <w:bCs/>
+          <w:color w:val="EE0000"/>
+          <w:sz w:val="28"/>
+          <w:szCs w:val="28"/>
+          <w:lang w:val="es-CR"/>
+        </w:rPr>
+        <w:t>!!</w:t>
+      </w:r>
+    </w:p>
+    <w:p>
+      <w:pPr>
+        <w:rPr>
+          <w:b/>
+          <w:bCs/>
+          <w:sz w:val="28"/>
+          <w:szCs w:val="28"/>
+          <w:lang w:val="es-CR"/>
+        </w:rPr>
+      </w:pPr>
+    </w:p>
+    <w:p>
+      <w:pPr>
+        <w:rPr>
+          <w:b/>
+          <w:bCs/>
+          <w:sz w:val="28"/>
+          <w:szCs w:val="28"/>
+          <w:lang w:val="es-CR"/>
+        </w:rPr>
+      </w:pPr>
+      <w:r>
+        <w:rPr>
+          <w:b/>
+          <w:bCs/>
+          <w:sz w:val="28"/>
+          <w:szCs w:val="28"/>
+          <w:lang w:val="es-CR"/>
+        </w:rPr>
+        <w:t>1:</w:t>
+      </w:r>
     </w:p>
     <w:p>
       <w:pPr>
@@ -1086,6 +1139,225 @@
           <w:lang w:val="es-CR"/>
         </w:rPr>
       </w:pPr>
+    </w:p>
+    <w:p>
+      <w:pPr>
+        <w:spacing w:line="360" w:lineRule="auto"/>
+        <w:rPr>
+          <w:b/>
+          <w:bCs/>
+          <w:sz w:val="24"/>
+          <w:szCs w:val="24"/>
+          <w:lang w:val="es-CR"/>
+        </w:rPr>
+      </w:pPr>
+      <w:r>
+        <w:rPr>
+          <w:b/>
+          <w:bCs/>
+          <w:sz w:val="24"/>
+          <w:szCs w:val="24"/>
+          <w:lang w:val="es-CR"/>
+        </w:rPr>
+        <w:t>2:</w:t>
+      </w:r>
+    </w:p>
+    <w:p>
+      <w:pPr>
+        <w:spacing w:line="360" w:lineRule="auto"/>
+        <w:rPr>
+          <w:sz w:val="24"/>
+          <w:szCs w:val="24"/>
+          <w:lang w:val="es-CR"/>
+        </w:rPr>
+      </w:pPr>
+      <w:r>
+        <w:rPr>
+          <w:b/>
+          <w:bCs/>
+          <w:sz w:val="24"/>
+          <w:szCs w:val="24"/>
+          <w:lang w:val="es-CR"/>
+        </w:rPr>
+        <w:t>Fecha:</w:t>
+      </w:r>
+      <w:r>
+        <w:rPr>
+          <w:sz w:val="24"/>
+          <w:szCs w:val="24"/>
+          <w:lang w:val="es-CR"/>
+        </w:rPr>
+        <w:t xml:space="preserve"> 27/05/2026</w:t>
+      </w:r>
+      <w:r>
+        <w:rPr>
+          <w:sz w:val="24"/>
+          <w:szCs w:val="24"/>
+          <w:lang w:val="es-CR"/>
+        </w:rPr>
+        <w:br/>
+      </w:r>
+      <w:r>
+        <w:rPr>
+          <w:b/>
+          <w:bCs/>
+          <w:sz w:val="24"/>
+          <w:szCs w:val="24"/>
+          <w:lang w:val="es-CR"/>
+        </w:rPr>
+        <w:t>Nombre:</w:t>
+      </w:r>
+      <w:r>
+        <w:rPr>
+          <w:sz w:val="24"/>
+          <w:szCs w:val="24"/>
+          <w:lang w:val="es-CR"/>
+        </w:rPr>
+        <w:t xml:space="preserve"> Alejandro </w:t>
+      </w:r>
+      <w:r>
+        <w:rPr>
+          <w:sz w:val="24"/>
+          <w:szCs w:val="24"/>
+          <w:lang w:val="es-CR"/>
+        </w:rPr>
+        <w:t>Madrigal</w:t>
+      </w:r>
+    </w:p>
+    <w:p>
+      <w:pPr>
+        <w:spacing w:line="360" w:lineRule="auto"/>
+        <w:rPr>
+          <w:sz w:val="24"/>
+          <w:szCs w:val="24"/>
+          <w:lang w:val="es-CR"/>
+        </w:rPr>
+      </w:pPr>
+      <w:r>
+        <w:rPr>
+          <w:b/>
+          <w:bCs/>
+          <w:sz w:val="24"/>
+          <w:szCs w:val="24"/>
+          <w:lang w:val="es-CR"/>
+        </w:rPr>
+        <w:t>¿Qué he hecho?:</w:t>
+      </w:r>
+      <w:r>
+        <w:rPr>
+          <w:sz w:val="24"/>
+          <w:szCs w:val="24"/>
+          <w:lang w:val="es-CR"/>
+        </w:rPr>
+        <w:br/>
+      </w:r>
+      <w:r>
+        <w:rPr>
+          <w:sz w:val="24"/>
+          <w:szCs w:val="24"/>
+          <w:lang w:val="es-CR"/>
+        </w:rPr>
+        <w:t xml:space="preserve">Hoy me Reuní con mi compañero </w:t>
+      </w:r>
+      <w:proofErr w:type="spellStart"/>
+      <w:r>
+        <w:rPr>
+          <w:sz w:val="24"/>
+          <w:szCs w:val="24"/>
+          <w:lang w:val="es-CR"/>
+        </w:rPr>
+        <w:t>y</w:t>
+      </w:r>
+      <w:proofErr w:type="spellEnd"/>
+      <w:r>
+        <w:rPr>
+          <w:sz w:val="24"/>
+          <w:szCs w:val="24"/>
+          <w:lang w:val="es-CR"/>
+        </w:rPr>
+        <w:t xml:space="preserve"> hicimos la distribución del trabajo, además cree el archivo de Python con los datos iniciales para iniciar el proyecto</w:t>
+      </w:r>
+    </w:p>
+    <w:p>
+      <w:pPr>
+        <w:spacing w:line="360" w:lineRule="auto"/>
+        <w:rPr>
+          <w:sz w:val="24"/>
+          <w:szCs w:val="24"/>
+          <w:u w:val="single"/>
+          <w:lang w:val="es-CR"/>
+        </w:rPr>
+      </w:pPr>
+      <w:r>
+        <w:rPr>
+          <w:b/>
+          <w:bCs/>
+          <w:sz w:val="24"/>
+          <w:szCs w:val="24"/>
+          <w:lang w:val="es-CR"/>
+        </w:rPr>
+        <w:t>¿Qué haré a continuación?:</w:t>
+      </w:r>
+      <w:r>
+        <w:rPr>
+          <w:sz w:val="24"/>
+          <w:szCs w:val="24"/>
+          <w:lang w:val="es-CR"/>
+        </w:rPr>
+        <w:br/>
+      </w:r>
+      <w:r>
+        <w:rPr>
+          <w:sz w:val="24"/>
+          <w:szCs w:val="24"/>
+          <w:lang w:val="es-CR"/>
+        </w:rPr>
+        <w:t xml:space="preserve">Voy a comenzar con la programación definiendo la función para cada menú </w:t>
+      </w:r>
+      <w:r>
+        <w:rPr>
+          <w:sz w:val="24"/>
+          <w:szCs w:val="24"/>
+          <w:lang w:val="es-CR"/>
+        </w:rPr>
+        <w:t>y así poder dividir el trabajo más fácilmente.</w:t>
+      </w:r>
+    </w:p>
+    <w:p>
+      <w:pPr>
+        <w:spacing w:line="360" w:lineRule="auto"/>
+        <w:rPr>
+          <w:sz w:val="24"/>
+          <w:szCs w:val="24"/>
+          <w:lang w:val="es-CR"/>
+        </w:rPr>
+      </w:pPr>
+      <w:r>
+        <w:rPr>
+          <w:b/>
+          <w:bCs/>
+          <w:sz w:val="24"/>
+          <w:szCs w:val="24"/>
+          <w:lang w:val="es-CR"/>
+        </w:rPr>
+        <w:t>¿En qué ocupo ayuda?:</w:t>
+      </w:r>
+      <w:r>
+        <w:rPr>
+          <w:sz w:val="24"/>
+          <w:szCs w:val="24"/>
+          <w:lang w:val="es-CR"/>
+        </w:rPr>
+        <w:br/>
+      </w:r>
+      <w:r>
+        <w:rPr>
+          <w:sz w:val="24"/>
+          <w:szCs w:val="24"/>
+          <w:lang w:val="es-CR"/>
+        </w:rPr>
+        <w:t>En crear una interfaz sencilla, intuitiva y bonita</w:t>
+      </w:r>
     </w:p>
     <w:p>
       <w:pPr>
@@ -1922,7 +2194,13 @@
               <w:right w:w="120" w:type="dxa"/>
             </w:tcMar>
           </w:tcPr>
-          <w:p/>
+          <w:p>
+            <w:pPr>
+              <w:rPr>
+                <w:lang w:val="es-CR"/>
+              </w:rPr>
+            </w:pPr>
+          </w:p>
         </w:tc>
       </w:tr>
       <w:tr>
